--- a/Checkpoint1_ID616001_OSC_S2_2025.docx
+++ b/Checkpoint1_ID616001_OSC_S2_2025.docx
@@ -192,13 +192,7 @@
         <w:ind w:right="1041" w:hanging="199"/>
       </w:pPr>
       <w:r>
-        <w:t xml:space="preserve">This checkpoint will be conducted </w:t>
-      </w:r>
-      <w:r>
-        <w:t xml:space="preserve">during class time </w:t>
-      </w:r>
-      <w:r>
-        <w:t>under the supervision of your tutor.</w:t>
+        <w:t>This checkpoint will be conducted during class time under the supervision of your tutor.</w:t>
       </w:r>
     </w:p>
     <w:p>
@@ -210,13 +204,7 @@
         <w:ind w:right="1041" w:hanging="199"/>
       </w:pPr>
       <w:r>
-        <w:t xml:space="preserve">This is an </w:t>
-      </w:r>
-      <w:r>
-        <w:t xml:space="preserve">open-book </w:t>
-      </w:r>
-      <w:r>
-        <w:t>assessment.</w:t>
+        <w:t>This is an open-book assessment.</w:t>
       </w:r>
     </w:p>
     <w:p>
@@ -229,10 +217,7 @@
         <w:ind w:right="1041" w:hanging="199"/>
       </w:pPr>
       <w:r>
-        <w:t xml:space="preserve">Collaboration is strictly prohibited. </w:t>
-      </w:r>
-      <w:r>
-        <w:t>All tasks must be completed independently.</w:t>
+        <w:t>Collaboration is strictly prohibited. All tasks must be completed independently.</w:t>
       </w:r>
     </w:p>
     <w:p>
@@ -253,13 +238,7 @@
         <w:ind w:right="1041" w:hanging="199"/>
       </w:pPr>
       <w:r>
-        <w:t xml:space="preserve">Save your answer document using the following naming convention: </w:t>
-      </w:r>
-      <w:r>
-        <w:t>&lt;username&gt;_checkpoint1_s22025.docx</w:t>
-      </w:r>
-      <w:r>
-        <w:t>.</w:t>
+        <w:t>Save your answer document using the following naming convention: &lt;username&gt;_checkpoint1_s22025.docx.</w:t>
       </w:r>
     </w:p>
     <w:p>
@@ -271,13 +250,7 @@
         <w:ind w:right="1041" w:hanging="199"/>
       </w:pPr>
       <w:r>
-        <w:t xml:space="preserve">Complete all tasks using the </w:t>
-      </w:r>
-      <w:r>
-        <w:t xml:space="preserve">virtual machine (VM) </w:t>
-      </w:r>
-      <w:r>
-        <w:t>assigned to you on the Azure cloud platform.</w:t>
+        <w:t>Complete all tasks using the virtual machine (VM) assigned to you on the Azure cloud platform.</w:t>
       </w:r>
     </w:p>
     <w:p>
@@ -434,31 +407,7 @@
         <w:ind w:right="1041" w:hanging="199"/>
       </w:pPr>
       <w:r>
-        <w:t>Applying key Bash scripting constructs such as conditionals, loops, functions, and text-processing utilities (</w:t>
-      </w:r>
-      <w:r>
-        <w:t>grep</w:t>
-      </w:r>
-      <w:r>
-        <w:t xml:space="preserve">, </w:t>
-      </w:r>
-      <w:r>
-        <w:t>awk</w:t>
-      </w:r>
-      <w:r>
-        <w:t xml:space="preserve">, </w:t>
-      </w:r>
-      <w:r>
-        <w:t>cut</w:t>
-      </w:r>
-      <w:r>
-        <w:t xml:space="preserve">, </w:t>
-      </w:r>
-      <w:r>
-        <w:t>sort</w:t>
-      </w:r>
-      <w:r>
-        <w:t>, etc.) to solve real-world problems.</w:t>
+        <w:t>Applying key Bash scripting constructs such as conditionals, loops, functions, and text-processing utilities (grep, awk, cut, sort, etc.) to solve real-world problems.</w:t>
       </w:r>
     </w:p>
     <w:p>
@@ -502,6 +451,9 @@
         <w:jc w:val="center"/>
       </w:pPr>
       <w:r>
+        <w:rPr>
+          <w:noProof/>
+        </w:rPr>
         <w:drawing>
           <wp:inline distT="0" distB="0" distL="0" distR="0" wp14:anchorId="09A08306" wp14:editId="55FF4FE7">
             <wp:extent cx="3733283" cy="2536166"/>
@@ -571,6 +523,9 @@
         <w:jc w:val="center"/>
       </w:pPr>
       <w:r>
+        <w:rPr>
+          <w:noProof/>
+        </w:rPr>
         <w:drawing>
           <wp:inline distT="0" distB="0" distL="0" distR="0" wp14:anchorId="677C2B83" wp14:editId="0DCD6212">
             <wp:extent cx="6614160" cy="523240"/>
@@ -614,6 +569,9 @@
         <w:jc w:val="center"/>
       </w:pPr>
       <w:r>
+        <w:rPr>
+          <w:noProof/>
+        </w:rPr>
         <w:lastRenderedPageBreak/>
         <w:drawing>
           <wp:inline distT="0" distB="0" distL="0" distR="0" wp14:anchorId="0AEFEA89" wp14:editId="6C63A532">
@@ -673,6 +631,9 @@
         <w:t xml:space="preserve"> what was used in labs). </w:t>
       </w:r>
       <w:r>
+        <w:rPr>
+          <w:noProof/>
+        </w:rPr>
         <w:drawing>
           <wp:inline distT="0" distB="0" distL="0" distR="0" wp14:anchorId="5450FAE5" wp14:editId="7D79B06B">
             <wp:extent cx="5344271" cy="552527"/>
@@ -710,10 +671,7 @@
         </w:drawing>
       </w:r>
       <w:r>
-        <w:t xml:space="preserve">3. </w:t>
-      </w:r>
-      <w:r>
-        <w:t>Change the account username [5 marks]</w:t>
+        <w:t>3. Change the account username [5 marks]</w:t>
       </w:r>
     </w:p>
     <w:p>
@@ -797,13 +755,7 @@
         <w:rPr>
           <w:highlight w:val="yellow"/>
         </w:rPr>
-        <w:t xml:space="preserve">Verify that it has been added -&gt; </w:t>
-      </w:r>
-      <w:r>
-        <w:rPr>
-          <w:highlight w:val="yellow"/>
-        </w:rPr>
-        <w:t>id username</w:t>
+        <w:t>Verify that it has been added -&gt; id username</w:t>
       </w:r>
     </w:p>
     <w:p>
@@ -838,6 +790,9 @@
         <w:jc w:val="center"/>
       </w:pPr>
       <w:r>
+        <w:rPr>
+          <w:noProof/>
+        </w:rPr>
         <w:drawing>
           <wp:inline distT="0" distB="0" distL="0" distR="0" wp14:anchorId="71FDB015" wp14:editId="2C59068C">
             <wp:extent cx="3924848" cy="466790"/>
@@ -934,10 +889,7 @@
         <w:jc w:val="left"/>
       </w:pPr>
       <w:r>
-        <w:t xml:space="preserve">4. </w:t>
-      </w:r>
-      <w:r>
-        <w:t>Change the password [3 marks]</w:t>
+        <w:t>4. Change the password [3 marks]</w:t>
       </w:r>
     </w:p>
     <w:p>
@@ -958,6 +910,9 @@
         <w:jc w:val="center"/>
       </w:pPr>
       <w:r>
+        <w:rPr>
+          <w:noProof/>
+        </w:rPr>
         <w:drawing>
           <wp:inline distT="0" distB="0" distL="0" distR="0" wp14:anchorId="597B9105" wp14:editId="20FDB443">
             <wp:extent cx="3905795" cy="1171739"/>
@@ -1132,10 +1087,7 @@
         <w:ind w:right="1041" w:hanging="199"/>
       </w:pPr>
       <w:r>
-        <w:t xml:space="preserve">Cloning the Repository: </w:t>
-      </w:r>
-      <w:r>
-        <w:t xml:space="preserve">Use the following command in your terminal to clone the repository: </w:t>
+        <w:t xml:space="preserve">Cloning the Repository: Use the following command in your terminal to clone the repository: </w:t>
       </w:r>
       <w:r>
         <w:rPr>
@@ -1201,25 +1153,7 @@
         <w:ind w:left="10" w:right="0"/>
       </w:pPr>
       <w:r>
-        <w:t xml:space="preserve">Write a shell script named </w:t>
-      </w:r>
-      <w:r>
-        <w:t xml:space="preserve">onboard_users.sh </w:t>
-      </w:r>
-      <w:r>
-        <w:t>to automate the user onboarding process based on the data provided in a CSV file (</w:t>
-      </w:r>
-      <w:r>
-        <w:t>users.csv</w:t>
-      </w:r>
-      <w:r>
-        <w:t xml:space="preserve">). Each line in the file contains information in the format: </w:t>
-      </w:r>
-      <w:r>
-        <w:t>username,groupname,shell</w:t>
-      </w:r>
-      <w:r>
-        <w:t>.</w:t>
+        <w:t>Write a shell script named onboard_users.sh to automate the user onboarding process based on the data provided in a CSV file (users.csv). Each line in the file contains information in the format: username,groupname,shell.</w:t>
       </w:r>
     </w:p>
     <w:p>
@@ -1264,13 +1198,7 @@
         <w:ind w:right="1041" w:hanging="199"/>
       </w:pPr>
       <w:r>
-        <w:t xml:space="preserve">Correctly open and loop through each line of </w:t>
-      </w:r>
-      <w:r>
-        <w:t>users.csv</w:t>
-      </w:r>
-      <w:r>
-        <w:t>.</w:t>
+        <w:t>Correctly open and loop through each line of users.csv.</w:t>
       </w:r>
     </w:p>
     <w:p>
@@ -1282,6 +1210,9 @@
         <w:ind w:right="1041" w:hanging="199"/>
       </w:pPr>
       <w:r>
+        <w:rPr>
+          <w:noProof/>
+        </w:rPr>
         <w:drawing>
           <wp:inline distT="0" distB="0" distL="0" distR="0" wp14:anchorId="2A2A75FB" wp14:editId="39FCE66A">
             <wp:extent cx="5363323" cy="1867161"/>
@@ -1329,25 +1260,7 @@
       </w:pPr>
       <w:r>
         <w:lastRenderedPageBreak/>
-        <w:t xml:space="preserve">Use </w:t>
-      </w:r>
-      <w:r>
-        <w:t>IFS</w:t>
-      </w:r>
-      <w:r>
-        <w:t xml:space="preserve">, </w:t>
-      </w:r>
-      <w:r>
-        <w:t>read</w:t>
-      </w:r>
-      <w:r>
-        <w:t xml:space="preserve">, or </w:t>
-      </w:r>
-      <w:r>
-        <w:t xml:space="preserve">cut </w:t>
-      </w:r>
-      <w:r>
-        <w:t>to extract fields (username, groupname, shell).</w:t>
+        <w:t>Use IFS, read, or cut to extract fields (username, groupname, shell).</w:t>
       </w:r>
     </w:p>
     <w:p>
@@ -1461,13 +1374,7 @@
         <w:ind w:right="1041" w:hanging="199"/>
       </w:pPr>
       <w:r>
-        <w:t xml:space="preserve">Ensure that the user’s home directory is created with </w:t>
-      </w:r>
-      <w:r>
-        <w:t xml:space="preserve">700 </w:t>
-      </w:r>
-      <w:r>
-        <w:t>permissions.</w:t>
+        <w:t>Ensure that the user’s home directory is created with 700 permissions.</w:t>
       </w:r>
     </w:p>
     <w:p>
@@ -1493,16 +1400,7 @@
         <w:jc w:val="left"/>
       </w:pPr>
       <w:r>
-        <w:t xml:space="preserve">Create a project directory for the user [5 marks] </w:t>
-      </w:r>
-      <w:r>
-        <w:t xml:space="preserve">• Create a directory at </w:t>
-      </w:r>
-      <w:r>
-        <w:t>/opt/projects/&lt;username&gt;</w:t>
-      </w:r>
-      <w:r>
-        <w:t>.</w:t>
+        <w:t>Create a project directory for the user [5 marks] • Create a directory at /opt/projects/&lt;username&gt;.</w:t>
       </w:r>
     </w:p>
     <w:p>
@@ -1516,13 +1414,7 @@
         <w:jc w:val="left"/>
       </w:pPr>
       <w:r>
-        <w:t xml:space="preserve">Set ownership to </w:t>
-      </w:r>
-      <w:r>
-        <w:t>&lt;username&gt;:&lt;groupname&gt;</w:t>
-      </w:r>
-      <w:r>
-        <w:t>.</w:t>
+        <w:t>Set ownership to &lt;username&gt;:&lt;groupname&gt;.</w:t>
       </w:r>
     </w:p>
     <w:p>
@@ -1535,13 +1427,7 @@
         <w:jc w:val="left"/>
       </w:pPr>
       <w:r>
-        <w:t xml:space="preserve">Set permissions to </w:t>
-      </w:r>
-      <w:r>
-        <w:t>750</w:t>
-      </w:r>
-      <w:r>
-        <w:t>.</w:t>
+        <w:t>Set permissions to 750.</w:t>
       </w:r>
     </w:p>
     <w:p>
@@ -1666,13 +1552,7 @@
         <w:ind w:right="1041" w:hanging="199"/>
       </w:pPr>
       <w:r>
-        <w:t xml:space="preserve">Submit the completed </w:t>
-      </w:r>
-      <w:r>
-        <w:t xml:space="preserve">onboard_users.sh </w:t>
-      </w:r>
-      <w:r>
-        <w:t>script.</w:t>
+        <w:t>Submit the completed onboard_users.sh script.</w:t>
       </w:r>
     </w:p>
     <w:p>
@@ -1711,13 +1591,7 @@
         <w:jc w:val="left"/>
       </w:pPr>
       <w:r>
-        <w:t xml:space="preserve">The contents of </w:t>
-      </w:r>
-      <w:r>
-        <w:t>/var/log/user_onboarding_audit.log</w:t>
-      </w:r>
-      <w:r>
-        <w:t>.</w:t>
+        <w:t>The contents of /var/log/user_onboarding_audit.log.</w:t>
       </w:r>
     </w:p>
     <w:p>
@@ -1760,13 +1634,7 @@
         <w:ind w:left="10" w:right="1041"/>
       </w:pPr>
       <w:r>
-        <w:t xml:space="preserve">This task requires you to develop a Bash script that processes and analyzes log data to identify and summarize critical system events. A log file called </w:t>
-      </w:r>
-      <w:r>
-        <w:t xml:space="preserve">sys_log˙txt </w:t>
-      </w:r>
-      <w:r>
-        <w:t>is included in the git repository. Follow the step-by-step instructions and perform the task associated below:</w:t>
+        <w:t>This task requires you to develop a Bash script that processes and analyzes log data to identify and summarize critical system events. A log file called sys_log˙txt is included in the git repository. Follow the step-by-step instructions and perform the task associated below:</w:t>
       </w:r>
     </w:p>
     <w:p>
@@ -1793,25 +1661,7 @@
         <w:ind w:right="1041" w:hanging="199"/>
       </w:pPr>
       <w:r>
-        <w:t xml:space="preserve">Search the log file and extract only the lines containing </w:t>
-      </w:r>
-      <w:r>
-        <w:t>ERROR</w:t>
-      </w:r>
-      <w:r>
-        <w:t xml:space="preserve">, </w:t>
-      </w:r>
-      <w:r>
-        <w:t>CRITICAL</w:t>
-      </w:r>
-      <w:r>
-        <w:t xml:space="preserve">, </w:t>
-      </w:r>
-      <w:r>
-        <w:t xml:space="preserve">FATAL </w:t>
-      </w:r>
-      <w:r>
-        <w:t>log keywords.</w:t>
+        <w:t>Search the log file and extract only the lines containing ERROR, CRITICAL, FATAL log keywords.</w:t>
       </w:r>
     </w:p>
     <w:p>
@@ -1835,13 +1685,7 @@
         <w:ind w:right="1041" w:hanging="199"/>
       </w:pPr>
       <w:r>
-        <w:t xml:space="preserve">Use tools such as </w:t>
-      </w:r>
-      <w:r>
-        <w:t xml:space="preserve">grep -i </w:t>
-      </w:r>
-      <w:r>
-        <w:t>for pattern matching.</w:t>
+        <w:t>Use tools such as grep -i for pattern matching.</w:t>
       </w:r>
     </w:p>
     <w:p>
@@ -1879,25 +1723,7 @@
         <w:ind w:right="1041" w:hanging="199"/>
       </w:pPr>
       <w:r>
-        <w:t xml:space="preserve">Use utilities such as </w:t>
-      </w:r>
-      <w:r>
-        <w:t>tr</w:t>
-      </w:r>
-      <w:r>
-        <w:t xml:space="preserve">, </w:t>
-      </w:r>
-      <w:r>
-        <w:t>awk</w:t>
-      </w:r>
-      <w:r>
-        <w:t xml:space="preserve">, or </w:t>
-      </w:r>
-      <w:r>
-        <w:t xml:space="preserve">sed </w:t>
-      </w:r>
-      <w:r>
-        <w:t>to tokenize the text.</w:t>
+        <w:t>Use utilities such as tr, awk, or sed to tokenize the text.</w:t>
       </w:r>
     </w:p>
     <w:p>
@@ -1947,25 +1773,7 @@
         <w:ind w:right="1041" w:hanging="199"/>
       </w:pPr>
       <w:r>
-        <w:t xml:space="preserve">Use tools like </w:t>
-      </w:r>
-      <w:r>
-        <w:t>sort</w:t>
-      </w:r>
-      <w:r>
-        <w:t xml:space="preserve">, </w:t>
-      </w:r>
-      <w:r>
-        <w:t>uniq -c</w:t>
-      </w:r>
-      <w:r>
-        <w:t xml:space="preserve">, and </w:t>
-      </w:r>
-      <w:r>
-        <w:t>head</w:t>
-      </w:r>
-      <w:r>
-        <w:t>.</w:t>
+        <w:t>Use tools like sort, uniq -c, and head.</w:t>
       </w:r>
     </w:p>
     <w:p>
@@ -1992,13 +1800,7 @@
         <w:ind w:right="1041" w:hanging="199"/>
       </w:pPr>
       <w:r>
-        <w:t xml:space="preserve">Store the result of your top 10 frequent tokens into a file named </w:t>
-      </w:r>
-      <w:r>
-        <w:t>top10_critical.txt</w:t>
-      </w:r>
-      <w:r>
-        <w:t>.</w:t>
+        <w:t>Store the result of your top 10 frequent tokens into a file named top10_critical.txt.</w:t>
       </w:r>
     </w:p>
     <w:p>
@@ -2021,10 +1823,7 @@
         <w:ind w:right="1041" w:hanging="199"/>
       </w:pPr>
       <w:r>
-        <w:t xml:space="preserve">critical_log_analysis.sh </w:t>
-      </w:r>
-      <w:r>
-        <w:t>(your analysis script)</w:t>
+        <w:t>critical_log_analysis.sh (your analysis script)</w:t>
       </w:r>
     </w:p>
     <w:p>
@@ -2036,10 +1835,7 @@
         <w:ind w:right="1041" w:hanging="199"/>
       </w:pPr>
       <w:r>
-        <w:t xml:space="preserve">top10_critical.txt </w:t>
-      </w:r>
-      <w:r>
-        <w:t>(output file of top 10 tokens)</w:t>
+        <w:t>top10_critical.txt (output file of top 10 tokens)</w:t>
       </w:r>
     </w:p>
     <w:p>
@@ -2075,13 +1871,7 @@
         <w:ind w:left="10" w:right="1041"/>
       </w:pPr>
       <w:r>
-        <w:t xml:space="preserve">You must </w:t>
-      </w:r>
-      <w:r>
-        <w:t xml:space="preserve">defend your code </w:t>
-      </w:r>
-      <w:r>
-        <w:t>through a walkthrough. This includes:</w:t>
+        <w:t>You must defend your code through a walkthrough. This includes:</w:t>
       </w:r>
     </w:p>
     <w:p>
@@ -2361,7 +2151,6 @@
         <w:tblCellMar>
           <w:top w:w="29" w:type="dxa"/>
           <w:left w:w="120" w:type="dxa"/>
-          <w:bottom w:w="0" w:type="dxa"/>
           <w:right w:w="120" w:type="dxa"/>
         </w:tblCellMar>
         <w:tblLook w:val="04A0" w:firstRow="1" w:lastRow="0" w:firstColumn="1" w:lastColumn="0" w:noHBand="0" w:noVBand="1"/>
@@ -2772,13 +2561,7 @@
               <w:jc w:val="left"/>
             </w:pPr>
             <w:r>
-              <w:t xml:space="preserve">Parse </w:t>
-            </w:r>
-            <w:r>
-              <w:t xml:space="preserve">users.csv </w:t>
-            </w:r>
-            <w:r>
-              <w:t>file correctly</w:t>
+              <w:t>Parse users.csv file correctly</w:t>
             </w:r>
           </w:p>
         </w:tc>
@@ -3520,10 +3303,7 @@
               <w:jc w:val="left"/>
             </w:pPr>
             <w:r>
-              <w:t xml:space="preserve">Output written to </w:t>
-            </w:r>
-            <w:r>
-              <w:t>top10_critical.txt</w:t>
+              <w:t>Output written to top10_critical.txt</w:t>
             </w:r>
           </w:p>
         </w:tc>
@@ -6169,7 +5949,7 @@
       <w:lvlText w:val="%1."/>
       <w:lvlJc w:val="left"/>
       <w:pPr>
-        <w:ind w:left="483"/>
+        <w:ind w:left="2978"/>
       </w:pPr>
       <w:rPr>
         <w:rFonts w:ascii="Calibri" w:eastAsia="Calibri" w:hAnsi="Calibri" w:cs="Calibri"/>
@@ -9028,6 +8808,7 @@
   <w:style w:type="character" w:default="1" w:styleId="DefaultParagraphFont">
     <w:name w:val="Default Paragraph Font"/>
     <w:uiPriority w:val="1"/>
+    <w:semiHidden/>
     <w:unhideWhenUsed/>
   </w:style>
   <w:style w:type="table" w:default="1" w:styleId="TableNormal">
